--- a/public/wzory/CIS_B-04_Indywidualny_Program_Rozwoju.docx
+++ b/public/wzory/CIS_B-04_Indywidualny_Program_Rozwoju.docx
@@ -102,6 +102,7 @@
           <w:insideH w:val="single" w:color="auto" w:sz="4"/>
           <w:insideV w:val="single" w:color="auto" w:sz="4"/>
         </w:tblBorders>
+        <w:tblLayout w:type="fixed"/>
       </w:tblPr>
       <w:tblGrid>
         <w:gridCol w:w="3500"/>
@@ -170,7 +171,7 @@
                 <w:sz w:val="19"/>
                 <w:szCs w:val="19"/>
               </w:rPr>
-              <w:t>{{imie_nazwisko}}</w:t>
+              <w:t xml:space="preserve"/>
             </w:r>
           </w:p>
         </w:tc>
@@ -238,7 +239,7 @@
                 <w:sz w:val="19"/>
                 <w:szCs w:val="19"/>
               </w:rPr>
-              <w:t>{{pesel}}</w:t>
+              <w:t xml:space="preserve"/>
             </w:r>
           </w:p>
         </w:tc>
@@ -531,6 +532,7 @@
           <w:insideH w:val="single" w:color="auto" w:sz="4"/>
           <w:insideV w:val="single" w:color="auto" w:sz="4"/>
         </w:tblBorders>
+        <w:tblLayout w:type="fixed"/>
       </w:tblPr>
       <w:tblGrid>
         <w:gridCol w:w="3600"/>
@@ -570,7 +572,7 @@
                 <w:bCs/>
                 <w:i w:val="false"/>
                 <w:iCs w:val="false"/>
-                <w:color w:val="000000"/>
+                <w:color w:val="FFFFFF"/>
                 <w:sz w:val="18"/>
                 <w:szCs w:val="18"/>
               </w:rPr>
@@ -606,7 +608,7 @@
                 <w:bCs/>
                 <w:i w:val="false"/>
                 <w:iCs w:val="false"/>
-                <w:color w:val="000000"/>
+                <w:color w:val="FFFFFF"/>
                 <w:sz w:val="18"/>
                 <w:szCs w:val="18"/>
               </w:rPr>
@@ -642,7 +644,7 @@
                 <w:bCs/>
                 <w:i w:val="false"/>
                 <w:iCs w:val="false"/>
-                <w:color w:val="000000"/>
+                <w:color w:val="FFFFFF"/>
                 <w:sz w:val="18"/>
                 <w:szCs w:val="18"/>
               </w:rPr>
@@ -678,7 +680,7 @@
                 <w:bCs/>
                 <w:i w:val="false"/>
                 <w:iCs w:val="false"/>
-                <w:color w:val="000000"/>
+                <w:color w:val="FFFFFF"/>
                 <w:sz w:val="18"/>
                 <w:szCs w:val="18"/>
               </w:rPr>
